--- a/en/scientists/CV/Word/Mehmedov_Emirullah_CV_EN.docx
+++ b/en/scientists/CV/Word/Mehmedov_Emirullah_CV_EN.docx
@@ -439,7 +439,7 @@
           <w:sz w:val="21"/>
           <w:szCs w:val="21"/>
         </w:rPr>
-        <w:t>Emirullah Mehmedov is an emeritus professor and leading researcher at the Nanotechnology Research Center of Bilkent University, where he has worked since 2011. Publications use the name Amirullah M. Mamedov. He received a PhD in physics and mathematics from the Ioffe Institute in 1973. The thesis is on the optical and electro-optical properties of photoferroelectric materials and was carried out at the Vavilov State Optical Institute. He received the Doctor of Sciences in physics and mathematics in 1982 from the regional council in Riga, and the title of full professor of optics in 1988. The CV states more than 350 publications. He was scientific advisor to ASELSAN in 1992–2006.</w:t>
+        <w:t>Emirullah Mehmedov is an emeritus professor and leading researcher at the Nanotechnology Research Center of Bilkent University, where he has worked since 2011. Publications use the name Amirullah M. Mamedov. He received a PhD in physics and mathematics from the Ioffe Institute in 1973. The thesis is on the optical and electro-optical properties of photoferroelectric materials and was carried out at the Vavilov State Optical Institute. He received the Doctor of Sciences in physics and mathematics in 1982 from the regional council in Riga, and the title of full professor of optics in 1988. Published more than 350 works. He was scientific advisor to ASELSAN in 1992–2006.</w:t>
       </w:r>
     </w:p>
     <w:p>
@@ -1989,7 +1989,7 @@
                 <w:sz w:val="21"/>
                 <w:szCs w:val="21"/>
               </w:rPr>
-              <w:t>CV</w:t>
+              <w:t>Self-reported</w:t>
             </w:r>
           </w:p>
         </w:tc>
@@ -2739,7 +2739,7 @@
           <w:sz w:val="21"/>
           <w:szCs w:val="21"/>
         </w:rPr>
-        <w:t>53. 4-th Conference Piezoresponse Force Microscopy and Nanoscale Phenomena in Polar Materials, ( 2012, Portugal Aveiro)</w:t>
+        <w:t>53. 4-th Conference Piezoresponse Force Microscopy and Nanoscale Phenomena in Polar Materials, (2012, Portugal Aveiro)</w:t>
       </w:r>
     </w:p>
     <w:p>
